--- a/companies/northgate-staffing/People/2017.12.31 - Onboarding - Nicole Donovan.docx
+++ b/companies/northgate-staffing/People/2017.12.31 - Onboarding - Nicole Donovan.docx
@@ -7,27 +7,56 @@
         <w:pStyle w:val="Heading1"/>
       </w:pPr>
       <w:r>
-        <w:t>Onboarding Record: Nicole Donovan, Research Associate</w:t>
+        <w:t>Welcome to the Firm: Nicole Donovan</w:t>
       </w:r>
     </w:p>
     <w:p>
       <w:r>
-        <w:t>Nicole Donovan joins the Search practice as a Research Associate. Her arrival lands at the turn of the year, which is convenient rather than awkward: the specifications for the next cycle of work are being written now, and specification is the part of this business where her particular habit is worth the most.</w:t>
+        <w:t>Welcome to Northgate Talent Partners, Nicole Donovan. It is a fitting day to start, the last of the year with the next one about to open, and we are glad you will spend it with us. There is no better time to join a firm than the moment it turns toward what comes next.</w:t>
       </w:r>
     </w:p>
     <w:p>
       <w:r>
-        <w:t>The habit is this. In the interview she was asked to describe a senior operating role and she stopped to check what the title actually carried at that company before she answered it. That instinct is not common and it is not trainable. At this level, a title tells you almost nothing on its own; the same three words mean a seat on the executive committee at one company and a reporting line three deep at another, and a research note that treats them as equivalent sends a consultant to the wrong people for two weeks. Nicole Donovan should keep checking rather than guessing, and nobody here will think less of her for asking twice.</w:t>
+        <w:t>You are joining as a Research Associate on the Search team, and the heart of your work is the candidate profile, the tight and honest write-up a consultant circulates when a name is ready to be seen. You have a feel for framing a person's background fairly, giving a client enough to decide without overselling anyone. That honesty is worth more to us than polish, and it is harder to teach. You will report to Sandra Fuentes, Principal, who leads the research effort and will pair you to your searches.</w:t>
       </w:r>
     </w:p>
     <w:p>
       <w:r>
-        <w:t>She works on the research bench to the consultant carrying each assignment: the market map, the named universe, the first approach, and the written summary that comes back off it. The summary is where associates most often go soft, so it is worth saying plainly on the first day. If a candidate is being polite rather than interested, write that down in those words. Politeness reads exactly like interest in a written note and nothing like it on the telephone, which is why the person who made the call is the only one who can record the difference. A slate that looks strong on paper and comes apart at the approach stage costs the client a month, and the reason it came apart was almost always audible on the first call and missing from the file.</w:t>
+        <w:t>A little about the house you have joined. We are a retained firm, and the profiles you write travel with our name attached, so they have to be true before they are ever persuasive. We would always rather be trusted than admired. You will find that the whole bench works this way, and that the discipline of it is freeing once it becomes habit.</w:t>
       </w:r>
     </w:p>
     <w:p>
       <w:r>
-        <w:t>Discretion before anything else: candidates are described by the seat they currently hold and not by name in anything that circulates outside the assignment, and when she is unsure whether something can be said, it cannot. Notes go into the assignment file the same day as the call rather than at the end of the week. Desk, telephone, and files are ready. First-week reviews and the thirty-day conversation are with Kelly Chavez, and anything that will not keep until then goes to her the day it comes up.</w:t>
+        <w:t>A few notes for your first weeks:</w:t>
+      </w:r>
+    </w:p>
+    <w:p>
+      <w:pPr>
+        <w:pStyle w:val="ListBullet"/>
+      </w:pPr>
+      <w:r>
+        <w:t>Sandra will put you on a live search early, so our style of profile becomes familiar in your hands.</w:t>
+      </w:r>
+    </w:p>
+    <w:p>
+      <w:pPr>
+        <w:pStyle w:val="ListBullet"/>
+      </w:pPr>
+      <w:r>
+        <w:t>Trust your discretion. Describe candidates by their seat until they are genuinely in play, and weigh what belongs in an email against what should wait for a call.</w:t>
+      </w:r>
+    </w:p>
+    <w:p>
+      <w:pPr>
+        <w:pStyle w:val="ListBullet"/>
+      </w:pPr>
+      <w:r>
+        <w:t>Write for the consultant who has thirty seconds. Clean and true beats long every time.</w:t>
+      </w:r>
+    </w:p>
+    <w:p>
+      <w:r>
+        <w:t>Your first step is simple. Meet with Sandra Fuentes in the first days of the new year to take up your opening search, and for anything else, our doors are open. Kelly Chavez is delighted you have joined us, Nicole. Here is to a good start.</w:t>
       </w:r>
     </w:p>
     <w:sectPr>

--- a/companies/northgate-staffing/People/2017.12.31 - Onboarding - Nicole Donovan.docx
+++ b/companies/northgate-staffing/People/2017.12.31 - Onboarding - Nicole Donovan.docx
@@ -7,27 +7,27 @@
         <w:pStyle w:val="Heading1"/>
       </w:pPr>
       <w:r>
-        <w:t>Welcome to the Firm: Nicole Donovan</w:t>
+        <w:t>Onboarding record: Nicole Donovan</w:t>
       </w:r>
     </w:p>
     <w:p>
       <w:r>
-        <w:t>Welcome to Northgate Talent Partners, Nicole Donovan. It is a fitting day to start, the last of the year with the next one about to open, and we are glad you will spend it with us. There is no better time to join a firm than the moment it turns toward what comes next.</w:t>
+        <w:t>Nicole Donovan joined the firm last week as a Research Associate. She has arrived in the quietest stretch of our year, which is not the worst way to start: the telephones are silent, the files are open, and she can read a search end to end before the office fills up again. She comes from work where the record was the job, and the consultants have already been asked to hand her things earlier than they think is necessary.</w:t>
       </w:r>
     </w:p>
     <w:p>
       <w:r>
-        <w:t>You are joining as a Research Associate on the Search team, and the heart of your work is the candidate profile, the tight and honest write-up a consultant circulates when a name is ready to be seen. You have a feel for framing a person's background fairly, giving a client enough to decide without overselling anyone. That honesty is worth more to us than polish, and it is harder to teach. You will report to Sandra Fuentes, Principal, who leads the research effort and will pair you to your searches.</w:t>
+        <w:t>Nicole will be the associate the consultants route work through. In practice that is the paper a search leaves behind: the kickoff memo, the minutes of a client session, the note confirming a slate review, the correspondence that keeps a client and a candidate informed at the same pace without either one learning something early. It is not clerical work. A search is one long conversation, and the person keeping the record of it is usually the person who knows where it stands. She reports to Sandra Fuentes, Principal, and will take work from every consultant in the practice, which means her first skill has to be saying what she can finish and when.</w:t>
       </w:r>
     </w:p>
     <w:p>
       <w:r>
-        <w:t>A little about the house you have joined. We are a retained firm, and the profiles you write travel with our name attached, so they have to be true before they are ever persuasive. We would always rather be trusted than admired. You will find that the whole bench works this way, and that the discipline of it is freeing once it becomes habit.</w:t>
+        <w:t>Kelly Chavez will spend an hour with her early in the new year on our correspondence standards, which are stricter than most people expect coming in. The short version is that we write as though the note will be read aloud to both parties, because sooner or later one of them forwards it. The longer version is worth the hour, and it is the one conversation here that nobody is allowed to skip.</w:t>
       </w:r>
     </w:p>
     <w:p>
       <w:r>
-        <w:t>A few notes for your first weeks:</w:t>
+        <w:t>Four things to hold on to in the first month:</w:t>
       </w:r>
     </w:p>
     <w:p>
@@ -35,7 +35,7 @@
         <w:pStyle w:val="ListBullet"/>
       </w:pPr>
       <w:r>
-        <w:t>Sandra will put you on a live search early, so our style of profile becomes familiar in your hands.</w:t>
+        <w:t>1. Who was copied on what is part of the record. If a client's chief executive was not on a note, then the note did not reach them, and we never assume otherwise.</w:t>
       </w:r>
     </w:p>
     <w:p>
@@ -43,7 +43,7 @@
         <w:pStyle w:val="ListBullet"/>
       </w:pPr>
       <w:r>
-        <w:t>Trust your discretion. Describe candidates by their seat until they are genuinely in play, and weigh what belongs in an email against what should wait for a call.</w:t>
+        <w:t>2. Candidates are named in as few places as possible. Current role and sector will carry almost any sentence you need to write.</w:t>
       </w:r>
     </w:p>
     <w:p>
@@ -51,12 +51,20 @@
         <w:pStyle w:val="ListBullet"/>
       </w:pPr>
       <w:r>
-        <w:t>Write for the consultant who has thirty seconds. Clean and true beats long every time.</w:t>
+        <w:t>3. Nothing goes to a client the same hour it is drafted. Write it, leave it, read it once more.</w:t>
+      </w:r>
+    </w:p>
+    <w:p>
+      <w:pPr>
+        <w:pStyle w:val="ListBullet"/>
+      </w:pPr>
+      <w:r>
+        <w:t>4. When the news is bad, the draft comes to a principal before it goes anywhere else. A finalist who withdraws is handled well or it costs the client twice.</w:t>
       </w:r>
     </w:p>
     <w:p>
       <w:r>
-        <w:t>Your first step is simple. Meet with Sandra Fuentes in the first days of the new year to take up your opening search, and for anything else, our doors are open. Kelly Chavez is delighted you have joined us, Nicole. Here is to a good start.</w:t>
+        <w:t>Her first week is reading rather than drafting: one complete search file, front to back, alongside our standard engagement correspondence, so that she sees how a search sounds on the page before she is asked to write in that voice. Sandra Fuentes will pull the file and sit with her on the first morning back. Welcome, Nicole.</w:t>
       </w:r>
     </w:p>
     <w:sectPr>
